--- a/HDB_DataEngineer_Technical Assessment.docx
+++ b/HDB_DataEngineer_Technical Assessment.docx
@@ -537,23 +537,7 @@
           <w:szCs w:val="24"/>
         </w:rPr>
         <w:noBreakHyphen/>
-        <w:t xml:space="preserve">end ETL pipeline and AWS architecture to support the Housing &amp; Development Board (HDB) in </w:t>
-      </w:r>
-      <w:proofErr w:type="spellStart"/>
-      <w:r>
-        <w:rPr>
-          <w:sz w:val="24"/>
-          <w:szCs w:val="24"/>
-        </w:rPr>
-        <w:t>analyzing</w:t>
-      </w:r>
-      <w:proofErr w:type="spellEnd"/>
-      <w:r>
-        <w:rPr>
-          <w:sz w:val="24"/>
-          <w:szCs w:val="24"/>
-        </w:rPr>
-        <w:t xml:space="preserve"> resale flat prices. The solution ingests datasets from data.gov.sg (2012–2016), applies programmatic data cleaning and transformation, and produces curated, ML</w:t>
+        <w:t>end ETL pipeline and AWS architecture to support the Housing &amp; Development Board (HDB) in analyzing resale flat prices. The solution ingests datasets from data.gov.sg (2012–2016), applies programmatic data cleaning and transformation, and produces curated, ML</w:t>
       </w:r>
       <w:r>
         <w:rPr>
@@ -638,23 +622,7 @@
           <w:sz w:val="24"/>
           <w:szCs w:val="24"/>
         </w:rPr>
-        <w:t xml:space="preserve">The Data Science Team requires reliable, cleaned, and transformed datasets to </w:t>
-      </w:r>
-      <w:proofErr w:type="spellStart"/>
-      <w:r>
-        <w:rPr>
-          <w:sz w:val="24"/>
-          <w:szCs w:val="24"/>
-        </w:rPr>
-        <w:t>analyze</w:t>
-      </w:r>
-      <w:proofErr w:type="spellEnd"/>
-      <w:r>
-        <w:rPr>
-          <w:sz w:val="24"/>
-          <w:szCs w:val="24"/>
-        </w:rPr>
-        <w:t xml:space="preserve"> resale flat prices. Raw datasets from data.gov.sg contain inconsistencies, duplicates, and potential anomalies that must be addressed. Without a structured ETL pipeline, manual intervention would be error</w:t>
+        <w:t>The Data Science Team requires reliable, cleaned, and transformed datasets to analyze resale flat prices. Raw datasets from data.gov.sg contain inconsistencies, duplicates, and potential anomalies that must be addressed. Without a structured ETL pipeline, manual intervention would be error</w:t>
       </w:r>
       <w:r>
         <w:rPr>
@@ -868,23 +836,7 @@
           <w:sz w:val="24"/>
           <w:szCs w:val="24"/>
         </w:rPr>
-        <w:t xml:space="preserve"> Deliver curated Silver/Gold datasets suitable for predictive </w:t>
-      </w:r>
-      <w:proofErr w:type="spellStart"/>
-      <w:r>
-        <w:rPr>
-          <w:sz w:val="24"/>
-          <w:szCs w:val="24"/>
-        </w:rPr>
-        <w:t>modeling</w:t>
-      </w:r>
-      <w:proofErr w:type="spellEnd"/>
-      <w:r>
-        <w:rPr>
-          <w:sz w:val="24"/>
-          <w:szCs w:val="24"/>
-        </w:rPr>
-        <w:t>.</w:t>
+        <w:t xml:space="preserve"> Deliver curated Silver/Gold datasets suitable for predictive modeling.</w:t>
       </w:r>
     </w:p>
     <w:p>
@@ -968,23 +920,7 @@
           <w:sz w:val="24"/>
           <w:szCs w:val="24"/>
         </w:rPr>
-        <w:t xml:space="preserve"> Use Internet Gateway for ingestion, </w:t>
-      </w:r>
-      <w:proofErr w:type="spellStart"/>
-      <w:r>
-        <w:rPr>
-          <w:sz w:val="24"/>
-          <w:szCs w:val="24"/>
-        </w:rPr>
-        <w:t>PrivateLink</w:t>
-      </w:r>
-      <w:proofErr w:type="spellEnd"/>
-      <w:r>
-        <w:rPr>
-          <w:sz w:val="24"/>
-          <w:szCs w:val="24"/>
-        </w:rPr>
-        <w:t xml:space="preserve"> for exploitation, and encryption for data protection.</w:t>
+        <w:t xml:space="preserve"> Use Internet Gateway for ingestion, PrivateLink for exploitation, and encryption for data protection.</w:t>
       </w:r>
     </w:p>
     <w:p>
@@ -1012,23 +948,7 @@
           <w:sz w:val="24"/>
           <w:szCs w:val="24"/>
         </w:rPr>
-        <w:t xml:space="preserve"> Optimize query execution via Athena and structured data </w:t>
-      </w:r>
-      <w:proofErr w:type="spellStart"/>
-      <w:r>
-        <w:rPr>
-          <w:sz w:val="24"/>
-          <w:szCs w:val="24"/>
-        </w:rPr>
-        <w:t>modeling</w:t>
-      </w:r>
-      <w:proofErr w:type="spellEnd"/>
-      <w:r>
-        <w:rPr>
-          <w:sz w:val="24"/>
-          <w:szCs w:val="24"/>
-        </w:rPr>
-        <w:t xml:space="preserve"> for BI dashboards.</w:t>
+        <w:t xml:space="preserve"> Optimize query execution via Athena and structured data modeling for BI dashboards.</w:t>
       </w:r>
     </w:p>
     <w:p>
@@ -1268,21 +1188,12 @@
           <w:szCs w:val="24"/>
         </w:rPr>
       </w:pPr>
-      <w:proofErr w:type="spellStart"/>
-      <w:r>
-        <w:rPr>
-          <w:sz w:val="24"/>
-          <w:szCs w:val="24"/>
-        </w:rPr>
-        <w:t>Analyze</w:t>
-      </w:r>
-      <w:proofErr w:type="spellEnd"/>
-      <w:r>
-        <w:rPr>
-          <w:sz w:val="24"/>
-          <w:szCs w:val="24"/>
-        </w:rPr>
-        <w:t xml:space="preserve"> the dataset to understand distributions, missing values, duplicates, and anomalies. Profiling helps define validation rules and detect data quality issues early.</w:t>
+      <w:r>
+        <w:rPr>
+          <w:sz w:val="24"/>
+          <w:szCs w:val="24"/>
+        </w:rPr>
+        <w:t>Analyze the dataset to understand distributions, missing values, duplicates, and anomalies. Profiling helps define validation rules and detect data quality issues early.</w:t>
       </w:r>
     </w:p>
     <w:p>
@@ -1433,7 +1344,7 @@
           <w:szCs w:val="24"/>
         </w:rPr>
         <w:drawing>
-          <wp:inline distT="0" distB="0" distL="0" distR="0" wp14:anchorId="4DEE470A" wp14:editId="3A865065">
+          <wp:inline distT="0" distB="0" distL="0" distR="0" wp14:anchorId="4DEE470A" wp14:editId="27B842FF">
             <wp:extent cx="5724525" cy="1590675"/>
             <wp:effectExtent l="0" t="0" r="9525" b="9525"/>
             <wp:docPr id="1741345475" name="Picture 5"/>
@@ -1632,7 +1543,7 @@
           <w:szCs w:val="24"/>
         </w:rPr>
         <w:drawing>
-          <wp:inline distT="0" distB="0" distL="0" distR="0" wp14:anchorId="194F41DF" wp14:editId="49A7842B">
+          <wp:inline distT="0" distB="0" distL="0" distR="0" wp14:anchorId="194F41DF" wp14:editId="44AC795A">
             <wp:extent cx="5724525" cy="1809750"/>
             <wp:effectExtent l="0" t="0" r="9525" b="0"/>
             <wp:docPr id="183172936" name="Picture 7"/>
@@ -1737,7 +1648,7 @@
           <w:szCs w:val="24"/>
         </w:rPr>
         <w:drawing>
-          <wp:inline distT="0" distB="0" distL="0" distR="0" wp14:anchorId="326FA894" wp14:editId="612BA605">
+          <wp:inline distT="0" distB="0" distL="0" distR="0" wp14:anchorId="326FA894" wp14:editId="1DC90AB5">
             <wp:extent cx="5716905" cy="2218690"/>
             <wp:effectExtent l="0" t="0" r="0" b="0"/>
             <wp:docPr id="1513141817" name="Picture 9"/>
@@ -1809,7 +1720,7 @@
         </w:rPr>
         <w:lastRenderedPageBreak/>
         <w:drawing>
-          <wp:inline distT="0" distB="0" distL="0" distR="0" wp14:anchorId="2CDF340F" wp14:editId="5638EEBD">
+          <wp:inline distT="0" distB="0" distL="0" distR="0" wp14:anchorId="2CDF340F" wp14:editId="3464E59A">
             <wp:extent cx="5724525" cy="2219325"/>
             <wp:effectExtent l="0" t="0" r="9525" b="9525"/>
             <wp:docPr id="676191806" name="Picture 8"/>
@@ -1914,7 +1825,7 @@
           <w:szCs w:val="24"/>
         </w:rPr>
         <w:drawing>
-          <wp:inline distT="0" distB="0" distL="0" distR="0" wp14:anchorId="51E95080" wp14:editId="0CEF5FC0">
+          <wp:inline distT="0" distB="0" distL="0" distR="0" wp14:anchorId="51E95080" wp14:editId="7BC0F431">
             <wp:extent cx="5716905" cy="1367790"/>
             <wp:effectExtent l="0" t="0" r="0" b="3810"/>
             <wp:docPr id="475992291" name="Picture 10"/>
@@ -2078,7 +1989,7 @@
           <w:szCs w:val="24"/>
         </w:rPr>
         <w:drawing>
-          <wp:inline distT="0" distB="0" distL="0" distR="0" wp14:anchorId="64090173" wp14:editId="33A99CC1">
+          <wp:inline distT="0" distB="0" distL="0" distR="0" wp14:anchorId="64090173" wp14:editId="18F7F6BA">
             <wp:extent cx="5725160" cy="1494790"/>
             <wp:effectExtent l="0" t="0" r="8890" b="0"/>
             <wp:docPr id="220155222" name="Picture 12"/>
@@ -2142,7 +2053,7 @@
         </w:rPr>
         <w:lastRenderedPageBreak/>
         <w:drawing>
-          <wp:inline distT="0" distB="0" distL="0" distR="0" wp14:anchorId="03F5012D" wp14:editId="28006EDB">
+          <wp:inline distT="0" distB="0" distL="0" distR="0" wp14:anchorId="03F5012D" wp14:editId="5C3FDC6C">
             <wp:extent cx="5725160" cy="2186305"/>
             <wp:effectExtent l="0" t="0" r="8890" b="4445"/>
             <wp:docPr id="796413122" name="Picture 13"/>
@@ -2253,7 +2164,7 @@
           <w:szCs w:val="28"/>
         </w:rPr>
         <w:drawing>
-          <wp:inline distT="0" distB="0" distL="0" distR="0" wp14:anchorId="28AF597D" wp14:editId="65F94CB3">
+          <wp:inline distT="0" distB="0" distL="0" distR="0" wp14:anchorId="28AF597D" wp14:editId="017763E4">
             <wp:extent cx="5731510" cy="1176655"/>
             <wp:effectExtent l="0" t="0" r="2540" b="4445"/>
             <wp:docPr id="297940320" name="Picture 14"/>
@@ -2320,7 +2231,7 @@
           <w:szCs w:val="28"/>
         </w:rPr>
         <w:drawing>
-          <wp:inline distT="0" distB="0" distL="0" distR="0" wp14:anchorId="1959181F" wp14:editId="27FD29E2">
+          <wp:inline distT="0" distB="0" distL="0" distR="0" wp14:anchorId="1959181F" wp14:editId="3B1A77EC">
             <wp:extent cx="5725160" cy="1463040"/>
             <wp:effectExtent l="0" t="0" r="8890" b="3810"/>
             <wp:docPr id="1041890398" name="Picture 15"/>
@@ -2495,7 +2406,7 @@
           <w:szCs w:val="24"/>
         </w:rPr>
         <w:drawing>
-          <wp:inline distT="0" distB="0" distL="0" distR="0" wp14:anchorId="1364C48E" wp14:editId="43C6D2BF">
+          <wp:inline distT="0" distB="0" distL="0" distR="0" wp14:anchorId="1364C48E" wp14:editId="3AB489E2">
             <wp:extent cx="5725160" cy="1868805"/>
             <wp:effectExtent l="0" t="0" r="8890" b="0"/>
             <wp:docPr id="2063462249" name="Picture 16"/>
@@ -2566,7 +2477,7 @@
           <w:szCs w:val="24"/>
         </w:rPr>
         <w:drawing>
-          <wp:inline distT="0" distB="0" distL="0" distR="0" wp14:anchorId="1AD3B6D5" wp14:editId="375E9D57">
+          <wp:inline distT="0" distB="0" distL="0" distR="0" wp14:anchorId="1AD3B6D5" wp14:editId="1E0180BD">
             <wp:extent cx="5725160" cy="1892300"/>
             <wp:effectExtent l="0" t="0" r="8890" b="0"/>
             <wp:docPr id="51886419" name="Picture 17"/>
@@ -2745,13 +2656,13 @@
     </w:p>
     <w:tbl>
       <w:tblPr>
-        <w:tblW w:w="8980" w:type="dxa"/>
+        <w:tblW w:w="9885" w:type="dxa"/>
         <w:tblLook w:val="04A0" w:firstRow="1" w:lastRow="0" w:firstColumn="1" w:lastColumn="0" w:noHBand="0" w:noVBand="1"/>
       </w:tblPr>
       <w:tblGrid>
-        <w:gridCol w:w="4391"/>
-        <w:gridCol w:w="2164"/>
-        <w:gridCol w:w="2425"/>
+        <w:gridCol w:w="3859"/>
+        <w:gridCol w:w="2426"/>
+        <w:gridCol w:w="3600"/>
       </w:tblGrid>
       <w:tr>
         <w:trPr>
@@ -2759,7 +2670,7 @@
         </w:trPr>
         <w:tc>
           <w:tcPr>
-            <w:tcW w:w="4391" w:type="dxa"/>
+            <w:tcW w:w="3859" w:type="dxa"/>
             <w:tcBorders>
               <w:top w:val="single" w:sz="12" w:space="0" w:color="auto"/>
               <w:left w:val="single" w:sz="12" w:space="0" w:color="auto"/>
@@ -2775,7 +2686,7 @@
               <w:spacing w:after="0" w:line="240" w:lineRule="auto"/>
               <w:jc w:val="center"/>
               <w:rPr>
-                <w:rFonts w:eastAsia="Times New Roman" w:cs="Times New Roman"/>
+                <w:rFonts w:ascii="Aptos" w:eastAsia="Times New Roman" w:hAnsi="Aptos" w:cs="Times New Roman"/>
                 <w:b/>
                 <w:bCs/>
                 <w:color w:val="FFFFFF"/>
@@ -2786,7 +2697,7 @@
             </w:pPr>
             <w:r>
               <w:rPr>
-                <w:rFonts w:eastAsia="Times New Roman" w:cs="Times New Roman"/>
+                <w:rFonts w:ascii="Aptos" w:eastAsia="Times New Roman" w:hAnsi="Aptos" w:cs="Times New Roman"/>
                 <w:b/>
                 <w:bCs/>
                 <w:color w:val="FFFFFF"/>
@@ -2800,7 +2711,7 @@
         </w:tc>
         <w:tc>
           <w:tcPr>
-            <w:tcW w:w="2164" w:type="dxa"/>
+            <w:tcW w:w="2426" w:type="dxa"/>
             <w:tcBorders>
               <w:top w:val="single" w:sz="12" w:space="0" w:color="auto"/>
               <w:left w:val="nil"/>
@@ -2808,6 +2719,7 @@
               <w:right w:val="single" w:sz="4" w:space="0" w:color="auto"/>
             </w:tcBorders>
             <w:shd w:val="clear" w:color="000000" w:fill="002060"/>
+            <w:noWrap/>
             <w:vAlign w:val="center"/>
             <w:hideMark/>
           </w:tcPr>
@@ -2816,7 +2728,7 @@
               <w:spacing w:after="0" w:line="240" w:lineRule="auto"/>
               <w:jc w:val="center"/>
               <w:rPr>
-                <w:rFonts w:eastAsia="Times New Roman" w:cs="Times New Roman"/>
+                <w:rFonts w:ascii="Aptos" w:eastAsia="Times New Roman" w:hAnsi="Aptos" w:cs="Times New Roman"/>
                 <w:b/>
                 <w:bCs/>
                 <w:color w:val="FFFFFF"/>
@@ -2827,7 +2739,7 @@
             </w:pPr>
             <w:r>
               <w:rPr>
-                <w:rFonts w:eastAsia="Times New Roman" w:cs="Times New Roman"/>
+                <w:rFonts w:ascii="Aptos" w:eastAsia="Times New Roman" w:hAnsi="Aptos" w:cs="Times New Roman"/>
                 <w:b/>
                 <w:bCs/>
                 <w:color w:val="FFFFFF"/>
@@ -2841,7 +2753,7 @@
         </w:tc>
         <w:tc>
           <w:tcPr>
-            <w:tcW w:w="2425" w:type="dxa"/>
+            <w:tcW w:w="3600" w:type="dxa"/>
             <w:tcBorders>
               <w:top w:val="single" w:sz="12" w:space="0" w:color="auto"/>
               <w:left w:val="nil"/>
@@ -2849,6 +2761,7 @@
               <w:right w:val="single" w:sz="12" w:space="0" w:color="auto"/>
             </w:tcBorders>
             <w:shd w:val="clear" w:color="000000" w:fill="002060"/>
+            <w:noWrap/>
             <w:vAlign w:val="center"/>
             <w:hideMark/>
           </w:tcPr>
@@ -2857,7 +2770,7 @@
               <w:spacing w:after="0" w:line="240" w:lineRule="auto"/>
               <w:jc w:val="center"/>
               <w:rPr>
-                <w:rFonts w:eastAsia="Times New Roman" w:cs="Times New Roman"/>
+                <w:rFonts w:ascii="Aptos" w:eastAsia="Times New Roman" w:hAnsi="Aptos" w:cs="Times New Roman"/>
                 <w:b/>
                 <w:bCs/>
                 <w:color w:val="FFFFFF"/>
@@ -2868,7 +2781,7 @@
             </w:pPr>
             <w:r>
               <w:rPr>
-                <w:rFonts w:eastAsia="Times New Roman" w:cs="Times New Roman"/>
+                <w:rFonts w:ascii="Aptos" w:eastAsia="Times New Roman" w:hAnsi="Aptos" w:cs="Times New Roman"/>
                 <w:b/>
                 <w:bCs/>
                 <w:color w:val="FFFFFF"/>
@@ -2883,11 +2796,11 @@
       </w:tr>
       <w:tr>
         <w:trPr>
-          <w:trHeight w:val="600"/>
+          <w:trHeight w:val="1200"/>
         </w:trPr>
         <w:tc>
           <w:tcPr>
-            <w:tcW w:w="4391" w:type="dxa"/>
+            <w:tcW w:w="3859" w:type="dxa"/>
             <w:tcBorders>
               <w:top w:val="nil"/>
               <w:left w:val="single" w:sz="12" w:space="0" w:color="auto"/>
@@ -2901,38 +2814,28 @@
             <w:pPr>
               <w:spacing w:after="0" w:line="240" w:lineRule="auto"/>
               <w:rPr>
-                <w:rFonts w:eastAsia="Times New Roman" w:cs="Times New Roman"/>
-                <w:b/>
-                <w:bCs/>
-                <w:color w:val="000000"/>
+                <w:rFonts w:ascii="Aptos" w:eastAsia="Times New Roman" w:hAnsi="Aptos" w:cs="Times New Roman"/>
+                <w:color w:val="1F2328"/>
                 <w:kern w:val="0"/>
-                <w:sz w:val="24"/>
-                <w:szCs w:val="24"/>
                 <w:lang w:eastAsia="en-SG"/>
                 <w14:ligatures w14:val="none"/>
               </w:rPr>
             </w:pPr>
-            <w:proofErr w:type="spellStart"/>
             <w:r>
               <w:rPr>
-                <w:rFonts w:eastAsia="Times New Roman" w:cs="Times New Roman"/>
-                <w:b/>
-                <w:bCs/>
-                <w:color w:val="000000"/>
+                <w:rFonts w:ascii="Aptos" w:eastAsia="Times New Roman" w:hAnsi="Aptos" w:cs="Segoe UI"/>
+                <w:color w:val="1F2328"/>
                 <w:kern w:val="0"/>
-                <w:sz w:val="24"/>
-                <w:szCs w:val="24"/>
                 <w:lang w:eastAsia="en-SG"/>
                 <w14:ligatures w14:val="none"/>
               </w:rPr>
               <w:t>HDB_Raw_Dataset</w:t>
             </w:r>
-            <w:proofErr w:type="spellEnd"/>
           </w:p>
         </w:tc>
         <w:tc>
           <w:tcPr>
-            <w:tcW w:w="2164" w:type="dxa"/>
+            <w:tcW w:w="2426" w:type="dxa"/>
             <w:tcBorders>
               <w:top w:val="nil"/>
               <w:left w:val="nil"/>
@@ -2946,22 +2849,18 @@
             <w:pPr>
               <w:spacing w:after="0" w:line="240" w:lineRule="auto"/>
               <w:rPr>
-                <w:rFonts w:eastAsia="Times New Roman" w:cs="Times New Roman"/>
-                <w:color w:val="000000"/>
+                <w:rFonts w:ascii="Aptos" w:eastAsia="Times New Roman" w:hAnsi="Aptos" w:cs="Times New Roman"/>
+                <w:color w:val="1F2328"/>
                 <w:kern w:val="0"/>
-                <w:sz w:val="24"/>
-                <w:szCs w:val="24"/>
                 <w:lang w:eastAsia="en-SG"/>
                 <w14:ligatures w14:val="none"/>
               </w:rPr>
             </w:pPr>
             <w:r>
               <w:rPr>
-                <w:rFonts w:eastAsia="Times New Roman" w:cs="Times New Roman"/>
-                <w:color w:val="000000"/>
+                <w:rFonts w:ascii="Aptos" w:eastAsia="Times New Roman" w:hAnsi="Aptos" w:cs="Segoe UI"/>
+                <w:color w:val="1F2328"/>
                 <w:kern w:val="0"/>
-                <w:sz w:val="24"/>
-                <w:szCs w:val="24"/>
                 <w:lang w:eastAsia="en-SG"/>
                 <w14:ligatures w14:val="none"/>
               </w:rPr>
@@ -2971,7 +2870,7 @@
         </w:tc>
         <w:tc>
           <w:tcPr>
-            <w:tcW w:w="2425" w:type="dxa"/>
+            <w:tcW w:w="3600" w:type="dxa"/>
             <w:tcBorders>
               <w:top w:val="nil"/>
               <w:left w:val="nil"/>
@@ -2985,22 +2884,18 @@
             <w:pPr>
               <w:spacing w:after="0" w:line="240" w:lineRule="auto"/>
               <w:rPr>
-                <w:rFonts w:eastAsia="Times New Roman" w:cs="Times New Roman"/>
-                <w:color w:val="000000"/>
+                <w:rFonts w:ascii="Aptos" w:eastAsia="Times New Roman" w:hAnsi="Aptos" w:cs="Times New Roman"/>
+                <w:color w:val="1F2328"/>
                 <w:kern w:val="0"/>
-                <w:sz w:val="24"/>
-                <w:szCs w:val="24"/>
                 <w:lang w:eastAsia="en-SG"/>
                 <w14:ligatures w14:val="none"/>
               </w:rPr>
             </w:pPr>
             <w:r>
               <w:rPr>
-                <w:rFonts w:eastAsia="Times New Roman" w:cs="Times New Roman"/>
-                <w:color w:val="000000"/>
+                <w:rFonts w:ascii="Aptos" w:eastAsia="Times New Roman" w:hAnsi="Aptos" w:cs="Segoe UI"/>
+                <w:color w:val="1F2328"/>
                 <w:kern w:val="0"/>
-                <w:sz w:val="24"/>
-                <w:szCs w:val="24"/>
                 <w:lang w:eastAsia="en-SG"/>
                 <w14:ligatures w14:val="none"/>
               </w:rPr>
@@ -3011,11 +2906,11 @@
       </w:tr>
       <w:tr>
         <w:trPr>
-          <w:trHeight w:val="900"/>
+          <w:trHeight w:val="1200"/>
         </w:trPr>
         <w:tc>
           <w:tcPr>
-            <w:tcW w:w="4391" w:type="dxa"/>
+            <w:tcW w:w="3859" w:type="dxa"/>
             <w:tcBorders>
               <w:top w:val="nil"/>
               <w:left w:val="single" w:sz="12" w:space="0" w:color="auto"/>
@@ -3029,38 +2924,28 @@
             <w:pPr>
               <w:spacing w:after="0" w:line="240" w:lineRule="auto"/>
               <w:rPr>
-                <w:rFonts w:eastAsia="Times New Roman" w:cs="Times New Roman"/>
-                <w:b/>
-                <w:bCs/>
-                <w:color w:val="000000"/>
+                <w:rFonts w:ascii="Aptos" w:eastAsia="Times New Roman" w:hAnsi="Aptos" w:cs="Times New Roman"/>
+                <w:color w:val="1F2328"/>
                 <w:kern w:val="0"/>
-                <w:sz w:val="24"/>
-                <w:szCs w:val="24"/>
                 <w:lang w:eastAsia="en-SG"/>
                 <w14:ligatures w14:val="none"/>
               </w:rPr>
             </w:pPr>
-            <w:proofErr w:type="spellStart"/>
             <w:r>
               <w:rPr>
-                <w:rFonts w:eastAsia="Times New Roman" w:cs="Times New Roman"/>
-                <w:b/>
-                <w:bCs/>
-                <w:color w:val="000000"/>
+                <w:rFonts w:ascii="Aptos" w:eastAsia="Times New Roman" w:hAnsi="Aptos" w:cs="Segoe UI"/>
+                <w:color w:val="1F2328"/>
                 <w:kern w:val="0"/>
-                <w:sz w:val="24"/>
-                <w:szCs w:val="24"/>
                 <w:lang w:eastAsia="en-SG"/>
                 <w14:ligatures w14:val="none"/>
               </w:rPr>
               <w:t>HDB_Master_Raw</w:t>
             </w:r>
-            <w:proofErr w:type="spellEnd"/>
           </w:p>
         </w:tc>
         <w:tc>
           <w:tcPr>
-            <w:tcW w:w="2164" w:type="dxa"/>
+            <w:tcW w:w="2426" w:type="dxa"/>
             <w:tcBorders>
               <w:top w:val="nil"/>
               <w:left w:val="nil"/>
@@ -3074,22 +2959,18 @@
             <w:pPr>
               <w:spacing w:after="0" w:line="240" w:lineRule="auto"/>
               <w:rPr>
-                <w:rFonts w:eastAsia="Times New Roman" w:cs="Times New Roman"/>
-                <w:color w:val="000000"/>
+                <w:rFonts w:ascii="Aptos" w:eastAsia="Times New Roman" w:hAnsi="Aptos" w:cs="Times New Roman"/>
+                <w:color w:val="1F2328"/>
                 <w:kern w:val="0"/>
-                <w:sz w:val="24"/>
-                <w:szCs w:val="24"/>
                 <w:lang w:eastAsia="en-SG"/>
                 <w14:ligatures w14:val="none"/>
               </w:rPr>
             </w:pPr>
             <w:r>
               <w:rPr>
-                <w:rFonts w:eastAsia="Times New Roman" w:cs="Times New Roman"/>
-                <w:color w:val="000000"/>
+                <w:rFonts w:ascii="Aptos" w:eastAsia="Times New Roman" w:hAnsi="Aptos" w:cs="Segoe UI"/>
+                <w:color w:val="1F2328"/>
                 <w:kern w:val="0"/>
-                <w:sz w:val="24"/>
-                <w:szCs w:val="24"/>
                 <w:lang w:eastAsia="en-SG"/>
                 <w14:ligatures w14:val="none"/>
               </w:rPr>
@@ -3099,7 +2980,7 @@
         </w:tc>
         <w:tc>
           <w:tcPr>
-            <w:tcW w:w="2425" w:type="dxa"/>
+            <w:tcW w:w="3600" w:type="dxa"/>
             <w:tcBorders>
               <w:top w:val="nil"/>
               <w:left w:val="nil"/>
@@ -3113,22 +2994,18 @@
             <w:pPr>
               <w:spacing w:after="0" w:line="240" w:lineRule="auto"/>
               <w:rPr>
-                <w:rFonts w:eastAsia="Times New Roman" w:cs="Times New Roman"/>
-                <w:color w:val="000000"/>
+                <w:rFonts w:ascii="Aptos" w:eastAsia="Times New Roman" w:hAnsi="Aptos" w:cs="Times New Roman"/>
+                <w:color w:val="1F2328"/>
                 <w:kern w:val="0"/>
-                <w:sz w:val="24"/>
-                <w:szCs w:val="24"/>
                 <w:lang w:eastAsia="en-SG"/>
                 <w14:ligatures w14:val="none"/>
               </w:rPr>
             </w:pPr>
             <w:r>
               <w:rPr>
-                <w:rFonts w:eastAsia="Times New Roman" w:cs="Times New Roman"/>
-                <w:color w:val="000000"/>
+                <w:rFonts w:ascii="Aptos" w:eastAsia="Times New Roman" w:hAnsi="Aptos" w:cs="Segoe UI"/>
+                <w:color w:val="1F2328"/>
                 <w:kern w:val="0"/>
-                <w:sz w:val="24"/>
-                <w:szCs w:val="24"/>
                 <w:lang w:eastAsia="en-SG"/>
                 <w14:ligatures w14:val="none"/>
               </w:rPr>
@@ -3139,11 +3016,11 @@
       </w:tr>
       <w:tr>
         <w:trPr>
-          <w:trHeight w:val="1200"/>
+          <w:trHeight w:val="1500"/>
         </w:trPr>
         <w:tc>
           <w:tcPr>
-            <w:tcW w:w="4391" w:type="dxa"/>
+            <w:tcW w:w="3859" w:type="dxa"/>
             <w:tcBorders>
               <w:top w:val="nil"/>
               <w:left w:val="single" w:sz="12" w:space="0" w:color="auto"/>
@@ -3157,38 +3034,28 @@
             <w:pPr>
               <w:spacing w:after="0" w:line="240" w:lineRule="auto"/>
               <w:rPr>
-                <w:rFonts w:eastAsia="Times New Roman" w:cs="Times New Roman"/>
-                <w:b/>
-                <w:bCs/>
-                <w:color w:val="000000"/>
+                <w:rFonts w:ascii="Aptos" w:eastAsia="Times New Roman" w:hAnsi="Aptos" w:cs="Times New Roman"/>
+                <w:color w:val="1F2328"/>
                 <w:kern w:val="0"/>
-                <w:sz w:val="24"/>
-                <w:szCs w:val="24"/>
                 <w:lang w:eastAsia="en-SG"/>
                 <w14:ligatures w14:val="none"/>
               </w:rPr>
             </w:pPr>
-            <w:proofErr w:type="spellStart"/>
             <w:r>
               <w:rPr>
-                <w:rFonts w:eastAsia="Times New Roman" w:cs="Times New Roman"/>
-                <w:b/>
-                <w:bCs/>
-                <w:color w:val="000000"/>
+                <w:rFonts w:ascii="Aptos" w:eastAsia="Times New Roman" w:hAnsi="Aptos" w:cs="Segoe UI"/>
+                <w:color w:val="1F2328"/>
                 <w:kern w:val="0"/>
-                <w:sz w:val="24"/>
-                <w:szCs w:val="24"/>
                 <w:lang w:eastAsia="en-SG"/>
                 <w14:ligatures w14:val="none"/>
               </w:rPr>
               <w:t>HDB_Dataset_Cleaned</w:t>
             </w:r>
-            <w:proofErr w:type="spellEnd"/>
           </w:p>
         </w:tc>
         <w:tc>
           <w:tcPr>
-            <w:tcW w:w="2164" w:type="dxa"/>
+            <w:tcW w:w="2426" w:type="dxa"/>
             <w:tcBorders>
               <w:top w:val="nil"/>
               <w:left w:val="nil"/>
@@ -3202,22 +3069,18 @@
             <w:pPr>
               <w:spacing w:after="0" w:line="240" w:lineRule="auto"/>
               <w:rPr>
-                <w:rFonts w:eastAsia="Times New Roman" w:cs="Times New Roman"/>
-                <w:color w:val="000000"/>
+                <w:rFonts w:ascii="Aptos" w:eastAsia="Times New Roman" w:hAnsi="Aptos" w:cs="Times New Roman"/>
+                <w:color w:val="1F2328"/>
                 <w:kern w:val="0"/>
-                <w:sz w:val="24"/>
-                <w:szCs w:val="24"/>
                 <w:lang w:eastAsia="en-SG"/>
                 <w14:ligatures w14:val="none"/>
               </w:rPr>
             </w:pPr>
             <w:r>
               <w:rPr>
-                <w:rFonts w:eastAsia="Times New Roman" w:cs="Times New Roman"/>
-                <w:color w:val="000000"/>
+                <w:rFonts w:ascii="Aptos" w:eastAsia="Times New Roman" w:hAnsi="Aptos" w:cs="Segoe UI"/>
+                <w:color w:val="1F2328"/>
                 <w:kern w:val="0"/>
-                <w:sz w:val="24"/>
-                <w:szCs w:val="24"/>
                 <w:lang w:eastAsia="en-SG"/>
                 <w14:ligatures w14:val="none"/>
               </w:rPr>
@@ -3227,7 +3090,7 @@
         </w:tc>
         <w:tc>
           <w:tcPr>
-            <w:tcW w:w="2425" w:type="dxa"/>
+            <w:tcW w:w="3600" w:type="dxa"/>
             <w:tcBorders>
               <w:top w:val="nil"/>
               <w:left w:val="nil"/>
@@ -3241,37 +3104,33 @@
             <w:pPr>
               <w:spacing w:after="0" w:line="240" w:lineRule="auto"/>
               <w:rPr>
-                <w:rFonts w:eastAsia="Times New Roman" w:cs="Times New Roman"/>
-                <w:color w:val="000000"/>
+                <w:rFonts w:ascii="Aptos" w:eastAsia="Times New Roman" w:hAnsi="Aptos" w:cs="Times New Roman"/>
+                <w:color w:val="1F2328"/>
                 <w:kern w:val="0"/>
-                <w:sz w:val="24"/>
-                <w:szCs w:val="24"/>
                 <w:lang w:eastAsia="en-SG"/>
                 <w14:ligatures w14:val="none"/>
               </w:rPr>
             </w:pPr>
             <w:r>
               <w:rPr>
-                <w:rFonts w:eastAsia="Times New Roman" w:cs="Times New Roman"/>
-                <w:color w:val="000000"/>
+                <w:rFonts w:ascii="Aptos" w:eastAsia="Times New Roman" w:hAnsi="Aptos" w:cs="Segoe UI"/>
+                <w:color w:val="1F2328"/>
                 <w:kern w:val="0"/>
-                <w:sz w:val="24"/>
-                <w:szCs w:val="24"/>
                 <w:lang w:eastAsia="en-SG"/>
                 <w14:ligatures w14:val="none"/>
               </w:rPr>
-              <w:t>Contains records that passed the mandatory data validation and deduplication rules. This is the final validated dataset.</w:t>
+              <w:t>Contains records that passed validation and deduplication. Invalid or rejected records are stored separately in audit datasets.</w:t>
             </w:r>
           </w:p>
         </w:tc>
       </w:tr>
       <w:tr>
         <w:trPr>
-          <w:trHeight w:val="900"/>
+          <w:trHeight w:val="1500"/>
         </w:trPr>
         <w:tc>
           <w:tcPr>
-            <w:tcW w:w="4391" w:type="dxa"/>
+            <w:tcW w:w="3859" w:type="dxa"/>
             <w:tcBorders>
               <w:top w:val="nil"/>
               <w:left w:val="single" w:sz="12" w:space="0" w:color="auto"/>
@@ -3285,38 +3144,28 @@
             <w:pPr>
               <w:spacing w:after="0" w:line="240" w:lineRule="auto"/>
               <w:rPr>
-                <w:rFonts w:eastAsia="Times New Roman" w:cs="Times New Roman"/>
-                <w:b/>
-                <w:bCs/>
-                <w:color w:val="000000"/>
+                <w:rFonts w:ascii="Aptos" w:eastAsia="Times New Roman" w:hAnsi="Aptos" w:cs="Times New Roman"/>
+                <w:color w:val="1F2328"/>
                 <w:kern w:val="0"/>
-                <w:sz w:val="24"/>
-                <w:szCs w:val="24"/>
                 <w:lang w:eastAsia="en-SG"/>
                 <w14:ligatures w14:val="none"/>
               </w:rPr>
             </w:pPr>
-            <w:proofErr w:type="spellStart"/>
             <w:r>
               <w:rPr>
-                <w:rFonts w:eastAsia="Times New Roman" w:cs="Times New Roman"/>
-                <w:b/>
-                <w:bCs/>
-                <w:color w:val="000000"/>
+                <w:rFonts w:ascii="Aptos" w:eastAsia="Times New Roman" w:hAnsi="Aptos" w:cs="Segoe UI"/>
+                <w:color w:val="1F2328"/>
                 <w:kern w:val="0"/>
-                <w:sz w:val="24"/>
-                <w:szCs w:val="24"/>
                 <w:lang w:eastAsia="en-SG"/>
                 <w14:ligatures w14:val="none"/>
               </w:rPr>
-              <w:t>HDB_Dataset_Failed</w:t>
+              <w:t>HDB_Additional_Data_Cleaning</w:t>
             </w:r>
-            <w:proofErr w:type="spellEnd"/>
           </w:p>
         </w:tc>
         <w:tc>
           <w:tcPr>
-            <w:tcW w:w="2164" w:type="dxa"/>
+            <w:tcW w:w="2426" w:type="dxa"/>
             <w:tcBorders>
               <w:top w:val="nil"/>
               <w:left w:val="nil"/>
@@ -3330,32 +3179,28 @@
             <w:pPr>
               <w:spacing w:after="0" w:line="240" w:lineRule="auto"/>
               <w:rPr>
-                <w:rFonts w:eastAsia="Times New Roman" w:cs="Times New Roman"/>
-                <w:color w:val="000000"/>
+                <w:rFonts w:ascii="Aptos" w:eastAsia="Times New Roman" w:hAnsi="Aptos" w:cs="Times New Roman"/>
+                <w:color w:val="1F2328"/>
                 <w:kern w:val="0"/>
-                <w:sz w:val="24"/>
-                <w:szCs w:val="24"/>
                 <w:lang w:eastAsia="en-SG"/>
                 <w14:ligatures w14:val="none"/>
               </w:rPr>
             </w:pPr>
             <w:r>
               <w:rPr>
-                <w:rFonts w:eastAsia="Times New Roman" w:cs="Times New Roman"/>
-                <w:color w:val="000000"/>
+                <w:rFonts w:ascii="Aptos" w:eastAsia="Times New Roman" w:hAnsi="Aptos" w:cs="Segoe UI"/>
+                <w:color w:val="1F2328"/>
                 <w:kern w:val="0"/>
-                <w:sz w:val="24"/>
-                <w:szCs w:val="24"/>
                 <w:lang w:eastAsia="en-SG"/>
                 <w14:ligatures w14:val="none"/>
               </w:rPr>
-              <w:t>Failed / Rejected Records</w:t>
+              <w:t>Cleaned Dataset (Additional Rules)</w:t>
             </w:r>
           </w:p>
         </w:tc>
         <w:tc>
           <w:tcPr>
-            <w:tcW w:w="2425" w:type="dxa"/>
+            <w:tcW w:w="3600" w:type="dxa"/>
             <w:tcBorders>
               <w:top w:val="nil"/>
               <w:left w:val="nil"/>
@@ -3369,65 +3214,33 @@
             <w:pPr>
               <w:spacing w:after="0" w:line="240" w:lineRule="auto"/>
               <w:rPr>
-                <w:rFonts w:eastAsia="Times New Roman" w:cs="Times New Roman"/>
-                <w:color w:val="000000"/>
+                <w:rFonts w:ascii="Aptos" w:eastAsia="Times New Roman" w:hAnsi="Aptos" w:cs="Times New Roman"/>
+                <w:color w:val="1F2328"/>
                 <w:kern w:val="0"/>
-                <w:sz w:val="24"/>
-                <w:szCs w:val="24"/>
                 <w:lang w:eastAsia="en-SG"/>
                 <w14:ligatures w14:val="none"/>
               </w:rPr>
             </w:pPr>
             <w:r>
               <w:rPr>
-                <w:rFonts w:eastAsia="Times New Roman" w:cs="Times New Roman"/>
-                <w:color w:val="000000"/>
+                <w:rFonts w:ascii="Aptos" w:eastAsia="Times New Roman" w:hAnsi="Aptos" w:cs="Segoe UI"/>
+                <w:color w:val="1F2328"/>
                 <w:kern w:val="0"/>
-                <w:sz w:val="24"/>
-                <w:szCs w:val="24"/>
                 <w:lang w:eastAsia="en-SG"/>
                 <w14:ligatures w14:val="none"/>
               </w:rPr>
-              <w:t xml:space="preserve">Contains records that failed validation or were rejected during deduplication, including a </w:t>
-            </w:r>
-            <w:proofErr w:type="spellStart"/>
-            <w:r>
-              <w:rPr>
-                <w:rFonts w:eastAsia="Times New Roman" w:cs="Times New Roman"/>
-                <w:b/>
-                <w:bCs/>
-                <w:color w:val="000000"/>
-                <w:kern w:val="0"/>
-                <w:sz w:val="24"/>
-                <w:szCs w:val="24"/>
-                <w:lang w:eastAsia="en-SG"/>
-                <w14:ligatures w14:val="none"/>
-              </w:rPr>
-              <w:t>failed_rule</w:t>
-            </w:r>
-            <w:proofErr w:type="spellEnd"/>
-            <w:r>
-              <w:rPr>
-                <w:rFonts w:eastAsia="Times New Roman" w:cs="Times New Roman"/>
-                <w:color w:val="000000"/>
-                <w:kern w:val="0"/>
-                <w:sz w:val="24"/>
-                <w:szCs w:val="24"/>
-                <w:lang w:eastAsia="en-SG"/>
-                <w14:ligatures w14:val="none"/>
-              </w:rPr>
-              <w:t xml:space="preserve"> where applicable.</w:t>
+              <w:t>Contains data after applying additional standardisation, formatting, and data-cleaning rules beyond the initial validation.</w:t>
             </w:r>
           </w:p>
         </w:tc>
       </w:tr>
       <w:tr>
         <w:trPr>
-          <w:trHeight w:val="1200"/>
+          <w:trHeight w:val="1500"/>
         </w:trPr>
         <w:tc>
           <w:tcPr>
-            <w:tcW w:w="4391" w:type="dxa"/>
+            <w:tcW w:w="3859" w:type="dxa"/>
             <w:tcBorders>
               <w:top w:val="nil"/>
               <w:left w:val="single" w:sz="12" w:space="0" w:color="auto"/>
@@ -3441,38 +3254,28 @@
             <w:pPr>
               <w:spacing w:after="0" w:line="240" w:lineRule="auto"/>
               <w:rPr>
-                <w:rFonts w:eastAsia="Times New Roman" w:cs="Times New Roman"/>
-                <w:b/>
-                <w:bCs/>
-                <w:color w:val="000000"/>
+                <w:rFonts w:ascii="Aptos" w:eastAsia="Times New Roman" w:hAnsi="Aptos" w:cs="Times New Roman"/>
+                <w:color w:val="1F2328"/>
                 <w:kern w:val="0"/>
-                <w:sz w:val="24"/>
-                <w:szCs w:val="24"/>
                 <w:lang w:eastAsia="en-SG"/>
                 <w14:ligatures w14:val="none"/>
               </w:rPr>
             </w:pPr>
-            <w:proofErr w:type="spellStart"/>
             <w:r>
               <w:rPr>
-                <w:rFonts w:eastAsia="Times New Roman" w:cs="Times New Roman"/>
-                <w:b/>
-                <w:bCs/>
-                <w:color w:val="000000"/>
+                <w:rFonts w:ascii="Aptos" w:eastAsia="Times New Roman" w:hAnsi="Aptos" w:cs="Segoe UI"/>
+                <w:color w:val="1F2328"/>
                 <w:kern w:val="0"/>
-                <w:sz w:val="24"/>
-                <w:szCs w:val="24"/>
                 <w:lang w:eastAsia="en-SG"/>
                 <w14:ligatures w14:val="none"/>
               </w:rPr>
-              <w:t>HDB_Additional_Data_Cleaning</w:t>
+              <w:t>HDB_Transformed_Hashed</w:t>
             </w:r>
-            <w:proofErr w:type="spellEnd"/>
           </w:p>
         </w:tc>
         <w:tc>
           <w:tcPr>
-            <w:tcW w:w="2164" w:type="dxa"/>
+            <w:tcW w:w="2426" w:type="dxa"/>
             <w:tcBorders>
               <w:top w:val="nil"/>
               <w:left w:val="nil"/>
@@ -3486,32 +3289,28 @@
             <w:pPr>
               <w:spacing w:after="0" w:line="240" w:lineRule="auto"/>
               <w:rPr>
-                <w:rFonts w:eastAsia="Times New Roman" w:cs="Times New Roman"/>
-                <w:color w:val="000000"/>
+                <w:rFonts w:ascii="Aptos" w:eastAsia="Times New Roman" w:hAnsi="Aptos" w:cs="Times New Roman"/>
+                <w:color w:val="1F2328"/>
                 <w:kern w:val="0"/>
-                <w:sz w:val="24"/>
-                <w:szCs w:val="24"/>
                 <w:lang w:eastAsia="en-SG"/>
                 <w14:ligatures w14:val="none"/>
               </w:rPr>
             </w:pPr>
             <w:r>
               <w:rPr>
-                <w:rFonts w:eastAsia="Times New Roman" w:cs="Times New Roman"/>
-                <w:color w:val="000000"/>
+                <w:rFonts w:ascii="Aptos" w:eastAsia="Times New Roman" w:hAnsi="Aptos" w:cs="Segoe UI"/>
+                <w:color w:val="1F2328"/>
                 <w:kern w:val="0"/>
-                <w:sz w:val="24"/>
-                <w:szCs w:val="24"/>
                 <w:lang w:eastAsia="en-SG"/>
                 <w14:ligatures w14:val="none"/>
               </w:rPr>
-              <w:t>Additional Data Cleaning Output</w:t>
+              <w:t>Transformed &amp; Hashed Dataset</w:t>
             </w:r>
           </w:p>
         </w:tc>
         <w:tc>
           <w:tcPr>
-            <w:tcW w:w="2425" w:type="dxa"/>
+            <w:tcW w:w="3600" w:type="dxa"/>
             <w:tcBorders>
               <w:top w:val="nil"/>
               <w:left w:val="nil"/>
@@ -3525,37 +3324,44 @@
             <w:pPr>
               <w:spacing w:after="0" w:line="240" w:lineRule="auto"/>
               <w:rPr>
-                <w:rFonts w:eastAsia="Times New Roman" w:cs="Times New Roman"/>
-                <w:color w:val="000000"/>
+                <w:rFonts w:ascii="Aptos" w:eastAsia="Times New Roman" w:hAnsi="Aptos" w:cs="Times New Roman"/>
+                <w:color w:val="1F2328"/>
                 <w:kern w:val="0"/>
-                <w:sz w:val="24"/>
-                <w:szCs w:val="24"/>
                 <w:lang w:eastAsia="en-SG"/>
                 <w14:ligatures w14:val="none"/>
               </w:rPr>
             </w:pPr>
             <w:r>
               <w:rPr>
-                <w:rFonts w:eastAsia="Times New Roman" w:cs="Times New Roman"/>
-                <w:color w:val="000000"/>
+                <w:rFonts w:ascii="Aptos" w:eastAsia="Times New Roman" w:hAnsi="Aptos" w:cs="Segoe UI"/>
+                <w:color w:val="1F2328"/>
                 <w:kern w:val="0"/>
-                <w:sz w:val="24"/>
-                <w:szCs w:val="24"/>
                 <w:lang w:eastAsia="en-SG"/>
                 <w14:ligatures w14:val="none"/>
               </w:rPr>
-              <w:t>Contains data after applying additional standardisation, formatting, and data-cleaning rules beyond the initial validation.</w:t>
+              <w:t>Transformed and hashed dataset containing Resale Identifier and SHA</w:t>
+            </w:r>
+            <w:r>
+              <w:rPr>
+                <w:rFonts w:ascii="Aptos" w:eastAsia="Times New Roman" w:hAnsi="Aptos" w:cs="Segoe UI"/>
+                <w:color w:val="1F2328"/>
+                <w:kern w:val="0"/>
+                <w:lang w:eastAsia="en-SG"/>
+                <w14:ligatures w14:val="none"/>
+              </w:rPr>
+              <w:noBreakHyphen/>
+              <w:t>256 hash for uniqueness and anonymization.</w:t>
             </w:r>
           </w:p>
         </w:tc>
       </w:tr>
       <w:tr>
         <w:trPr>
-          <w:trHeight w:val="900"/>
+          <w:trHeight w:val="1500"/>
         </w:trPr>
         <w:tc>
           <w:tcPr>
-            <w:tcW w:w="4391" w:type="dxa"/>
+            <w:tcW w:w="3859" w:type="dxa"/>
             <w:tcBorders>
               <w:top w:val="nil"/>
               <w:left w:val="single" w:sz="12" w:space="0" w:color="auto"/>
@@ -3569,38 +3375,28 @@
             <w:pPr>
               <w:spacing w:after="0" w:line="240" w:lineRule="auto"/>
               <w:rPr>
-                <w:rFonts w:eastAsia="Times New Roman" w:cs="Times New Roman"/>
-                <w:b/>
-                <w:bCs/>
-                <w:color w:val="000000"/>
+                <w:rFonts w:ascii="Aptos" w:eastAsia="Times New Roman" w:hAnsi="Aptos" w:cs="Times New Roman"/>
+                <w:color w:val="1F2328"/>
                 <w:kern w:val="0"/>
-                <w:sz w:val="24"/>
-                <w:szCs w:val="24"/>
                 <w:lang w:eastAsia="en-SG"/>
                 <w14:ligatures w14:val="none"/>
               </w:rPr>
             </w:pPr>
-            <w:proofErr w:type="spellStart"/>
             <w:r>
               <w:rPr>
-                <w:rFonts w:eastAsia="Times New Roman" w:cs="Times New Roman"/>
-                <w:b/>
-                <w:bCs/>
-                <w:color w:val="000000"/>
+                <w:rFonts w:ascii="Aptos" w:eastAsia="Times New Roman" w:hAnsi="Aptos" w:cs="Segoe UI"/>
+                <w:color w:val="1F2328"/>
                 <w:kern w:val="0"/>
-                <w:sz w:val="24"/>
-                <w:szCs w:val="24"/>
                 <w:lang w:eastAsia="en-SG"/>
                 <w14:ligatures w14:val="none"/>
               </w:rPr>
-              <w:t>HDB_Transformed_Hashed</w:t>
+              <w:t>HDB_ResalePrice_Anomaly_Detection</w:t>
             </w:r>
-            <w:proofErr w:type="spellEnd"/>
           </w:p>
         </w:tc>
         <w:tc>
           <w:tcPr>
-            <w:tcW w:w="2164" w:type="dxa"/>
+            <w:tcW w:w="2426" w:type="dxa"/>
             <w:tcBorders>
               <w:top w:val="nil"/>
               <w:left w:val="nil"/>
@@ -3614,32 +3410,28 @@
             <w:pPr>
               <w:spacing w:after="0" w:line="240" w:lineRule="auto"/>
               <w:rPr>
-                <w:rFonts w:eastAsia="Times New Roman" w:cs="Times New Roman"/>
-                <w:color w:val="000000"/>
+                <w:rFonts w:ascii="Aptos" w:eastAsia="Times New Roman" w:hAnsi="Aptos" w:cs="Times New Roman"/>
+                <w:color w:val="1F2328"/>
                 <w:kern w:val="0"/>
-                <w:sz w:val="24"/>
-                <w:szCs w:val="24"/>
                 <w:lang w:eastAsia="en-SG"/>
                 <w14:ligatures w14:val="none"/>
               </w:rPr>
             </w:pPr>
             <w:r>
               <w:rPr>
-                <w:rFonts w:eastAsia="Times New Roman" w:cs="Times New Roman"/>
-                <w:color w:val="000000"/>
+                <w:rFonts w:ascii="Aptos" w:eastAsia="Times New Roman" w:hAnsi="Aptos" w:cs="Segoe UI"/>
+                <w:color w:val="1F2328"/>
                 <w:kern w:val="0"/>
-                <w:sz w:val="24"/>
-                <w:szCs w:val="24"/>
                 <w:lang w:eastAsia="en-SG"/>
                 <w14:ligatures w14:val="none"/>
               </w:rPr>
-              <w:t>Transformed &amp; Hashed Dataset</w:t>
+              <w:t>Resale Price Anomaly Dataset</w:t>
             </w:r>
           </w:p>
         </w:tc>
         <w:tc>
           <w:tcPr>
-            <w:tcW w:w="2425" w:type="dxa"/>
+            <w:tcW w:w="3600" w:type="dxa"/>
             <w:tcBorders>
               <w:top w:val="nil"/>
               <w:left w:val="nil"/>
@@ -3653,37 +3445,33 @@
             <w:pPr>
               <w:spacing w:after="0" w:line="240" w:lineRule="auto"/>
               <w:rPr>
-                <w:rFonts w:eastAsia="Times New Roman" w:cs="Times New Roman"/>
-                <w:color w:val="000000"/>
+                <w:rFonts w:ascii="Aptos" w:eastAsia="Times New Roman" w:hAnsi="Aptos" w:cs="Times New Roman"/>
+                <w:color w:val="1F2328"/>
                 <w:kern w:val="0"/>
-                <w:sz w:val="24"/>
-                <w:szCs w:val="24"/>
                 <w:lang w:eastAsia="en-SG"/>
                 <w14:ligatures w14:val="none"/>
               </w:rPr>
             </w:pPr>
             <w:r>
               <w:rPr>
-                <w:rFonts w:eastAsia="Times New Roman" w:cs="Times New Roman"/>
-                <w:color w:val="000000"/>
+                <w:rFonts w:ascii="Aptos" w:eastAsia="Times New Roman" w:hAnsi="Aptos" w:cs="Segoe UI"/>
+                <w:color w:val="1F2328"/>
                 <w:kern w:val="0"/>
-                <w:sz w:val="24"/>
-                <w:szCs w:val="24"/>
                 <w:lang w:eastAsia="en-SG"/>
                 <w14:ligatures w14:val="none"/>
               </w:rPr>
-              <w:t>Contains the cleaned data after applying the Resale Identifier transformation and hashing the required identifier.</w:t>
+              <w:t>Contains resale records classified as Normal or Anomalous, with anomaly metrics and detection reasons.</w:t>
             </w:r>
           </w:p>
         </w:tc>
       </w:tr>
       <w:tr>
         <w:trPr>
-          <w:trHeight w:val="1200"/>
+          <w:trHeight w:val="1800"/>
         </w:trPr>
         <w:tc>
           <w:tcPr>
-            <w:tcW w:w="4391" w:type="dxa"/>
+            <w:tcW w:w="3859" w:type="dxa"/>
             <w:tcBorders>
               <w:top w:val="nil"/>
               <w:left w:val="single" w:sz="12" w:space="0" w:color="auto"/>
@@ -3697,39 +3485,28 @@
             <w:pPr>
               <w:spacing w:after="0" w:line="240" w:lineRule="auto"/>
               <w:rPr>
-                <w:rFonts w:eastAsia="Times New Roman" w:cs="Times New Roman"/>
-                <w:b/>
-                <w:bCs/>
-                <w:color w:val="000000"/>
+                <w:rFonts w:ascii="Aptos" w:eastAsia="Times New Roman" w:hAnsi="Aptos" w:cs="Times New Roman"/>
+                <w:color w:val="1F2328"/>
                 <w:kern w:val="0"/>
-                <w:sz w:val="24"/>
-                <w:szCs w:val="24"/>
                 <w:lang w:eastAsia="en-SG"/>
                 <w14:ligatures w14:val="none"/>
               </w:rPr>
             </w:pPr>
-            <w:proofErr w:type="spellStart"/>
             <w:r>
               <w:rPr>
-                <w:rFonts w:eastAsia="Times New Roman" w:cs="Times New Roman"/>
-                <w:b/>
-                <w:bCs/>
-                <w:color w:val="000000"/>
+                <w:rFonts w:ascii="Aptos" w:eastAsia="Times New Roman" w:hAnsi="Aptos" w:cs="Segoe UI"/>
+                <w:color w:val="1F2328"/>
                 <w:kern w:val="0"/>
-                <w:sz w:val="24"/>
-                <w:szCs w:val="24"/>
                 <w:lang w:eastAsia="en-SG"/>
                 <w14:ligatures w14:val="none"/>
               </w:rPr>
-              <w:lastRenderedPageBreak/>
-              <w:t>HDB_ResalePrice_Anomaly_Detection</w:t>
+              <w:t>HDB_Lease_Recalculation</w:t>
             </w:r>
-            <w:proofErr w:type="spellEnd"/>
           </w:p>
         </w:tc>
         <w:tc>
           <w:tcPr>
-            <w:tcW w:w="2164" w:type="dxa"/>
+            <w:tcW w:w="2426" w:type="dxa"/>
             <w:tcBorders>
               <w:top w:val="nil"/>
               <w:left w:val="nil"/>
@@ -3743,32 +3520,28 @@
             <w:pPr>
               <w:spacing w:after="0" w:line="240" w:lineRule="auto"/>
               <w:rPr>
-                <w:rFonts w:eastAsia="Times New Roman" w:cs="Times New Roman"/>
-                <w:color w:val="000000"/>
+                <w:rFonts w:ascii="Aptos" w:eastAsia="Times New Roman" w:hAnsi="Aptos" w:cs="Times New Roman"/>
+                <w:color w:val="1F2328"/>
                 <w:kern w:val="0"/>
-                <w:sz w:val="24"/>
-                <w:szCs w:val="24"/>
                 <w:lang w:eastAsia="en-SG"/>
                 <w14:ligatures w14:val="none"/>
               </w:rPr>
             </w:pPr>
             <w:r>
               <w:rPr>
-                <w:rFonts w:eastAsia="Times New Roman" w:cs="Times New Roman"/>
-                <w:color w:val="000000"/>
+                <w:rFonts w:ascii="Aptos" w:eastAsia="Times New Roman" w:hAnsi="Aptos" w:cs="Segoe UI"/>
+                <w:color w:val="1F2328"/>
                 <w:kern w:val="0"/>
-                <w:sz w:val="24"/>
-                <w:szCs w:val="24"/>
                 <w:lang w:eastAsia="en-SG"/>
                 <w14:ligatures w14:val="none"/>
               </w:rPr>
-              <w:t>Resale Price Anomaly Detection Results</w:t>
+              <w:t>Lease Recalculated Dataset</w:t>
             </w:r>
           </w:p>
         </w:tc>
         <w:tc>
           <w:tcPr>
-            <w:tcW w:w="2425" w:type="dxa"/>
+            <w:tcW w:w="3600" w:type="dxa"/>
             <w:tcBorders>
               <w:top w:val="nil"/>
               <w:left w:val="nil"/>
@@ -3782,78 +3555,22 @@
             <w:pPr>
               <w:spacing w:after="0" w:line="240" w:lineRule="auto"/>
               <w:rPr>
-                <w:rFonts w:eastAsia="Times New Roman" w:cs="Times New Roman"/>
-                <w:color w:val="000000"/>
+                <w:rFonts w:ascii="Aptos" w:eastAsia="Times New Roman" w:hAnsi="Aptos" w:cs="Times New Roman"/>
+                <w:color w:val="1F2328"/>
                 <w:kern w:val="0"/>
-                <w:sz w:val="24"/>
-                <w:szCs w:val="24"/>
                 <w:lang w:eastAsia="en-SG"/>
                 <w14:ligatures w14:val="none"/>
               </w:rPr>
             </w:pPr>
             <w:r>
               <w:rPr>
-                <w:rFonts w:eastAsia="Times New Roman" w:cs="Times New Roman"/>
-                <w:color w:val="000000"/>
+                <w:rFonts w:ascii="Aptos" w:eastAsia="Times New Roman" w:hAnsi="Aptos" w:cs="Segoe UI"/>
+                <w:color w:val="1F2328"/>
                 <w:kern w:val="0"/>
-                <w:sz w:val="24"/>
-                <w:szCs w:val="24"/>
                 <w:lang w:eastAsia="en-SG"/>
                 <w14:ligatures w14:val="none"/>
               </w:rPr>
-              <w:t xml:space="preserve">Contains resale records classified as </w:t>
-            </w:r>
-            <w:r>
-              <w:rPr>
-                <w:rFonts w:eastAsia="Times New Roman" w:cs="Times New Roman"/>
-                <w:b/>
-                <w:bCs/>
-                <w:color w:val="000000"/>
-                <w:kern w:val="0"/>
-                <w:sz w:val="24"/>
-                <w:szCs w:val="24"/>
-                <w:lang w:eastAsia="en-SG"/>
-                <w14:ligatures w14:val="none"/>
-              </w:rPr>
-              <w:t>Normal</w:t>
-            </w:r>
-            <w:r>
-              <w:rPr>
-                <w:rFonts w:eastAsia="Times New Roman" w:cs="Times New Roman"/>
-                <w:color w:val="000000"/>
-                <w:kern w:val="0"/>
-                <w:sz w:val="24"/>
-                <w:szCs w:val="24"/>
-                <w:lang w:eastAsia="en-SG"/>
-                <w14:ligatures w14:val="none"/>
-              </w:rPr>
-              <w:t xml:space="preserve"> or </w:t>
-            </w:r>
-            <w:r>
-              <w:rPr>
-                <w:rFonts w:eastAsia="Times New Roman" w:cs="Times New Roman"/>
-                <w:b/>
-                <w:bCs/>
-                <w:color w:val="000000"/>
-                <w:kern w:val="0"/>
-                <w:sz w:val="24"/>
-                <w:szCs w:val="24"/>
-                <w:lang w:eastAsia="en-SG"/>
-                <w14:ligatures w14:val="none"/>
-              </w:rPr>
-              <w:t>Anomalous</w:t>
-            </w:r>
-            <w:r>
-              <w:rPr>
-                <w:rFonts w:eastAsia="Times New Roman" w:cs="Times New Roman"/>
-                <w:color w:val="000000"/>
-                <w:kern w:val="0"/>
-                <w:sz w:val="24"/>
-                <w:szCs w:val="24"/>
-                <w:lang w:eastAsia="en-SG"/>
-                <w14:ligatures w14:val="none"/>
-              </w:rPr>
-              <w:t>, together with relevant anomaly metrics or detection reasons.</w:t>
+              <w:t>Contains the processed HDB resale data with the required lease-related values recalculated according to the defined business rules.</w:t>
             </w:r>
           </w:p>
         </w:tc>
@@ -3864,7 +3581,7 @@
         </w:trPr>
         <w:tc>
           <w:tcPr>
-            <w:tcW w:w="4391" w:type="dxa"/>
+            <w:tcW w:w="3859" w:type="dxa"/>
             <w:tcBorders>
               <w:top w:val="nil"/>
               <w:left w:val="single" w:sz="12" w:space="0" w:color="auto"/>
@@ -3878,38 +3595,28 @@
             <w:pPr>
               <w:spacing w:after="0" w:line="240" w:lineRule="auto"/>
               <w:rPr>
-                <w:rFonts w:eastAsia="Times New Roman" w:cs="Times New Roman"/>
-                <w:b/>
-                <w:bCs/>
-                <w:color w:val="000000"/>
+                <w:rFonts w:ascii="Aptos" w:eastAsia="Times New Roman" w:hAnsi="Aptos" w:cs="Times New Roman"/>
+                <w:color w:val="1F2328"/>
                 <w:kern w:val="0"/>
-                <w:sz w:val="24"/>
-                <w:szCs w:val="24"/>
                 <w:lang w:eastAsia="en-SG"/>
                 <w14:ligatures w14:val="none"/>
               </w:rPr>
             </w:pPr>
-            <w:proofErr w:type="spellStart"/>
             <w:r>
               <w:rPr>
-                <w:rFonts w:eastAsia="Times New Roman" w:cs="Times New Roman"/>
-                <w:b/>
-                <w:bCs/>
-                <w:color w:val="000000"/>
+                <w:rFonts w:ascii="Aptos" w:eastAsia="Times New Roman" w:hAnsi="Aptos" w:cs="Segoe UI"/>
+                <w:color w:val="1F2328"/>
                 <w:kern w:val="0"/>
-                <w:sz w:val="24"/>
-                <w:szCs w:val="24"/>
                 <w:lang w:eastAsia="en-SG"/>
                 <w14:ligatures w14:val="none"/>
               </w:rPr>
-              <w:t>HDB_Lease_Recalculation</w:t>
+              <w:t>HDB_Raw_Dataset</w:t>
             </w:r>
-            <w:proofErr w:type="spellEnd"/>
           </w:p>
         </w:tc>
         <w:tc>
           <w:tcPr>
-            <w:tcW w:w="2164" w:type="dxa"/>
+            <w:tcW w:w="2426" w:type="dxa"/>
             <w:tcBorders>
               <w:top w:val="nil"/>
               <w:left w:val="nil"/>
@@ -3923,32 +3630,28 @@
             <w:pPr>
               <w:spacing w:after="0" w:line="240" w:lineRule="auto"/>
               <w:rPr>
-                <w:rFonts w:eastAsia="Times New Roman" w:cs="Times New Roman"/>
-                <w:color w:val="000000"/>
+                <w:rFonts w:ascii="Aptos" w:eastAsia="Times New Roman" w:hAnsi="Aptos" w:cs="Times New Roman"/>
+                <w:color w:val="1F2328"/>
                 <w:kern w:val="0"/>
-                <w:sz w:val="24"/>
-                <w:szCs w:val="24"/>
                 <w:lang w:eastAsia="en-SG"/>
                 <w14:ligatures w14:val="none"/>
               </w:rPr>
             </w:pPr>
             <w:r>
               <w:rPr>
-                <w:rFonts w:eastAsia="Times New Roman" w:cs="Times New Roman"/>
-                <w:color w:val="000000"/>
+                <w:rFonts w:ascii="Aptos" w:eastAsia="Times New Roman" w:hAnsi="Aptos" w:cs="Segoe UI"/>
+                <w:color w:val="1F2328"/>
                 <w:kern w:val="0"/>
-                <w:sz w:val="24"/>
-                <w:szCs w:val="24"/>
                 <w:lang w:eastAsia="en-SG"/>
                 <w14:ligatures w14:val="none"/>
               </w:rPr>
-              <w:t>Lease Recalculated Dataset</w:t>
+              <w:t>Original HDB Source CSV Files</w:t>
             </w:r>
           </w:p>
         </w:tc>
         <w:tc>
           <w:tcPr>
-            <w:tcW w:w="2425" w:type="dxa"/>
+            <w:tcW w:w="3600" w:type="dxa"/>
             <w:tcBorders>
               <w:top w:val="nil"/>
               <w:left w:val="nil"/>
@@ -3962,26 +3665,22 @@
             <w:pPr>
               <w:spacing w:after="0" w:line="240" w:lineRule="auto"/>
               <w:rPr>
-                <w:rFonts w:eastAsia="Times New Roman" w:cs="Times New Roman"/>
-                <w:color w:val="000000"/>
+                <w:rFonts w:ascii="Aptos" w:eastAsia="Times New Roman" w:hAnsi="Aptos" w:cs="Times New Roman"/>
+                <w:color w:val="1F2328"/>
                 <w:kern w:val="0"/>
-                <w:sz w:val="24"/>
-                <w:szCs w:val="24"/>
                 <w:lang w:eastAsia="en-SG"/>
                 <w14:ligatures w14:val="none"/>
               </w:rPr>
             </w:pPr>
             <w:r>
               <w:rPr>
-                <w:rFonts w:eastAsia="Times New Roman" w:cs="Times New Roman"/>
-                <w:color w:val="000000"/>
+                <w:rFonts w:ascii="Aptos" w:eastAsia="Times New Roman" w:hAnsi="Aptos" w:cs="Segoe UI"/>
+                <w:color w:val="1F2328"/>
                 <w:kern w:val="0"/>
-                <w:sz w:val="24"/>
-                <w:szCs w:val="24"/>
                 <w:lang w:eastAsia="en-SG"/>
                 <w14:ligatures w14:val="none"/>
               </w:rPr>
-              <w:t>Contains the processed HDB resale data with the required lease-related values recalculated according to the defined business rules.</w:t>
+              <w:t>Stores the 3 original HDB datasets exactly as received, without modification.</w:t>
             </w:r>
           </w:p>
         </w:tc>
@@ -4000,20 +3699,32 @@
     </w:p>
     <w:p>
       <w:pPr>
-        <w:rPr>
-          <w:b/>
-          <w:bCs/>
-          <w:sz w:val="28"/>
-          <w:szCs w:val="28"/>
-        </w:rPr>
-      </w:pPr>
-      <w:r>
-        <w:rPr>
-          <w:b/>
-          <w:bCs/>
-          <w:sz w:val="28"/>
-          <w:szCs w:val="28"/>
-        </w:rPr>
+        <w:ind w:left="360"/>
+        <w:rPr>
+          <w:b/>
+          <w:bCs/>
+          <w:sz w:val="28"/>
+          <w:szCs w:val="28"/>
+        </w:rPr>
+      </w:pPr>
+    </w:p>
+    <w:p>
+      <w:pPr>
+        <w:rPr>
+          <w:b/>
+          <w:bCs/>
+          <w:sz w:val="28"/>
+          <w:szCs w:val="28"/>
+        </w:rPr>
+      </w:pPr>
+      <w:r>
+        <w:rPr>
+          <w:b/>
+          <w:bCs/>
+          <w:sz w:val="28"/>
+          <w:szCs w:val="28"/>
+        </w:rPr>
+        <w:lastRenderedPageBreak/>
         <w:t>9. Folder Structure</w:t>
       </w:r>
     </w:p>
@@ -4031,6 +3742,7 @@
         <w:rPr>
           <w:b/>
           <w:bCs/>
+          <w:noProof/>
           <w:color w:val="002060"/>
           <w:sz w:val="28"/>
           <w:szCs w:val="28"/>
@@ -4071,6 +3783,116 @@
           </wp:inline>
         </w:drawing>
       </w:r>
+    </w:p>
+    <w:p>
+      <w:pPr>
+        <w:rPr>
+          <w:b/>
+          <w:bCs/>
+          <w:color w:val="002060"/>
+          <w:sz w:val="28"/>
+          <w:szCs w:val="28"/>
+        </w:rPr>
+      </w:pPr>
+    </w:p>
+    <w:p>
+      <w:pPr>
+        <w:rPr>
+          <w:b/>
+          <w:bCs/>
+          <w:color w:val="002060"/>
+          <w:sz w:val="28"/>
+          <w:szCs w:val="28"/>
+        </w:rPr>
+      </w:pPr>
+    </w:p>
+    <w:p>
+      <w:pPr>
+        <w:rPr>
+          <w:b/>
+          <w:bCs/>
+          <w:color w:val="002060"/>
+          <w:sz w:val="28"/>
+          <w:szCs w:val="28"/>
+        </w:rPr>
+      </w:pPr>
+    </w:p>
+    <w:p>
+      <w:pPr>
+        <w:rPr>
+          <w:b/>
+          <w:bCs/>
+          <w:color w:val="002060"/>
+          <w:sz w:val="28"/>
+          <w:szCs w:val="28"/>
+        </w:rPr>
+      </w:pPr>
+    </w:p>
+    <w:p>
+      <w:pPr>
+        <w:rPr>
+          <w:b/>
+          <w:bCs/>
+          <w:color w:val="002060"/>
+          <w:sz w:val="28"/>
+          <w:szCs w:val="28"/>
+        </w:rPr>
+      </w:pPr>
+    </w:p>
+    <w:p>
+      <w:pPr>
+        <w:rPr>
+          <w:b/>
+          <w:bCs/>
+          <w:color w:val="002060"/>
+          <w:sz w:val="28"/>
+          <w:szCs w:val="28"/>
+        </w:rPr>
+      </w:pPr>
+    </w:p>
+    <w:p>
+      <w:pPr>
+        <w:rPr>
+          <w:b/>
+          <w:bCs/>
+          <w:color w:val="002060"/>
+          <w:sz w:val="28"/>
+          <w:szCs w:val="28"/>
+        </w:rPr>
+      </w:pPr>
+    </w:p>
+    <w:p>
+      <w:pPr>
+        <w:rPr>
+          <w:b/>
+          <w:bCs/>
+          <w:color w:val="002060"/>
+          <w:sz w:val="28"/>
+          <w:szCs w:val="28"/>
+        </w:rPr>
+      </w:pPr>
+    </w:p>
+    <w:p>
+      <w:pPr>
+        <w:rPr>
+          <w:b/>
+          <w:bCs/>
+          <w:color w:val="002060"/>
+          <w:sz w:val="28"/>
+          <w:szCs w:val="28"/>
+        </w:rPr>
+      </w:pPr>
+    </w:p>
+    <w:p>
+      <w:pPr>
+        <w:rPr>
+          <w:b/>
+          <w:bCs/>
+          <w:color w:val="002060"/>
+          <w:sz w:val="28"/>
+          <w:szCs w:val="28"/>
+        </w:rPr>
+      </w:pPr>
     </w:p>
     <w:p>
       <w:pPr>
@@ -4607,27 +4429,7 @@
           <w:sz w:val="24"/>
           <w:szCs w:val="24"/>
         </w:rPr>
-        <w:t xml:space="preserve">Glue Data </w:t>
-      </w:r>
-      <w:proofErr w:type="spellStart"/>
-      <w:r>
-        <w:rPr>
-          <w:b/>
-          <w:bCs/>
-          <w:sz w:val="24"/>
-          <w:szCs w:val="24"/>
-        </w:rPr>
-        <w:t>Catalog</w:t>
-      </w:r>
-      <w:proofErr w:type="spellEnd"/>
-      <w:r>
-        <w:rPr>
-          <w:b/>
-          <w:bCs/>
-          <w:sz w:val="24"/>
-          <w:szCs w:val="24"/>
-        </w:rPr>
-        <w:t xml:space="preserve"> →</w:t>
+        <w:t>Glue Data Catalog →</w:t>
       </w:r>
       <w:r>
         <w:rPr>
@@ -4683,23 +4485,7 @@
           <w:sz w:val="24"/>
           <w:szCs w:val="24"/>
         </w:rPr>
-        <w:t xml:space="preserve"> Curated warehouse layer, stores cleaned and validated datasets ready for </w:t>
-      </w:r>
-      <w:proofErr w:type="spellStart"/>
-      <w:r>
-        <w:rPr>
-          <w:sz w:val="24"/>
-          <w:szCs w:val="24"/>
-        </w:rPr>
-        <w:t>modeling</w:t>
-      </w:r>
-      <w:proofErr w:type="spellEnd"/>
-      <w:r>
-        <w:rPr>
-          <w:sz w:val="24"/>
-          <w:szCs w:val="24"/>
-        </w:rPr>
-        <w:t>.</w:t>
+        <w:t xml:space="preserve"> Curated warehouse layer, stores cleaned and validated datasets ready for modeling.</w:t>
       </w:r>
     </w:p>
     <w:p>
@@ -4720,50 +4506,14 @@
           <w:sz w:val="24"/>
           <w:szCs w:val="24"/>
         </w:rPr>
-        <w:t xml:space="preserve">Data </w:t>
-      </w:r>
-      <w:proofErr w:type="spellStart"/>
-      <w:r>
-        <w:rPr>
-          <w:b/>
-          <w:bCs/>
-          <w:sz w:val="24"/>
-          <w:szCs w:val="24"/>
-        </w:rPr>
-        <w:t>Modeling</w:t>
-      </w:r>
-      <w:proofErr w:type="spellEnd"/>
-      <w:r>
-        <w:rPr>
-          <w:b/>
-          <w:bCs/>
-          <w:sz w:val="24"/>
-          <w:szCs w:val="24"/>
-        </w:rPr>
-        <w:t xml:space="preserve"> →</w:t>
-      </w:r>
-      <w:r>
-        <w:rPr>
-          <w:sz w:val="24"/>
-          <w:szCs w:val="24"/>
-        </w:rPr>
-        <w:t xml:space="preserve"> Conceptual, logical, and physical </w:t>
-      </w:r>
-      <w:proofErr w:type="spellStart"/>
-      <w:r>
-        <w:rPr>
-          <w:sz w:val="24"/>
-          <w:szCs w:val="24"/>
-        </w:rPr>
-        <w:t>modeling</w:t>
-      </w:r>
-      <w:proofErr w:type="spellEnd"/>
-      <w:r>
-        <w:rPr>
-          <w:sz w:val="24"/>
-          <w:szCs w:val="24"/>
-        </w:rPr>
-        <w:t>, plus fact/dimension tables for structured analytics.</w:t>
+        <w:t>Data Modeling →</w:t>
+      </w:r>
+      <w:r>
+        <w:rPr>
+          <w:sz w:val="24"/>
+          <w:szCs w:val="24"/>
+        </w:rPr>
+        <w:t xml:space="preserve"> Conceptual, logical, and physical modeling, plus fact/dimension tables for structured analytics.</w:t>
       </w:r>
     </w:p>
     <w:p>
@@ -4869,27 +4619,7 @@
           <w:sz w:val="24"/>
           <w:szCs w:val="24"/>
         </w:rPr>
-        <w:t xml:space="preserve">AWS </w:t>
-      </w:r>
-      <w:proofErr w:type="spellStart"/>
-      <w:r>
-        <w:rPr>
-          <w:b/>
-          <w:bCs/>
-          <w:sz w:val="24"/>
-          <w:szCs w:val="24"/>
-        </w:rPr>
-        <w:t>PrivateLink</w:t>
-      </w:r>
-      <w:proofErr w:type="spellEnd"/>
-      <w:r>
-        <w:rPr>
-          <w:b/>
-          <w:bCs/>
-          <w:sz w:val="24"/>
-          <w:szCs w:val="24"/>
-        </w:rPr>
-        <w:t xml:space="preserve"> →</w:t>
+        <w:t>AWS PrivateLink →</w:t>
       </w:r>
       <w:r>
         <w:rPr>
